--- a/CHECKLISTS/Document of Compliance with the Special Requirements for Ships Carrying Dangerous Goods/CHECK LIST/CDG-01.docx
+++ b/CHECKLISTS/Document of Compliance with the Special Requirements for Ships Carrying Dangerous Goods/CHECK LIST/CDG-01.docx
@@ -1146,64 +1146,74 @@
           <w:trHeight w:hRule="exact" w:val="638"/>
         </w:trPr>
         <w:tc>
-          <w:tcPr>
-            <w:tcW w:w="3661" w:type="dxa"/>
-            <w:tcBorders>
-              <w:top w:val="single" w:sz="5" w:space="0" w:color="000000"/>
-              <w:left w:val="single" w:sz="5" w:space="0" w:color="000000"/>
-              <w:bottom w:val="single" w:sz="5" w:space="0" w:color="000000"/>
-              <w:right w:val="single" w:sz="5" w:space="0" w:color="000000"/>
-            </w:tcBorders>
-          </w:tcPr>
-          <w:p/>
+          <w:sdt>
+            <w:sdtPr>
+              <w:tag w:val="vessel_name"/>
+            </w:sdtPr>
+            <w:sdtContent>
+              <w:p>
+                <w:r>
+                  <w:t>{vessel_name}</w:t>
+                </w:r>
+              </w:p>
+            </w:sdtContent>
+          </w:sdt>
         </w:tc>
         <w:tc>
-          <w:tcPr>
-            <w:tcW w:w="1822" w:type="dxa"/>
-            <w:tcBorders>
-              <w:top w:val="single" w:sz="5" w:space="0" w:color="000000"/>
-              <w:left w:val="single" w:sz="5" w:space="0" w:color="000000"/>
-              <w:bottom w:val="single" w:sz="5" w:space="0" w:color="000000"/>
-              <w:right w:val="single" w:sz="5" w:space="0" w:color="000000"/>
-            </w:tcBorders>
-          </w:tcPr>
-          <w:p/>
+          <w:sdt>
+            <w:sdtPr>
+              <w:tag w:val="call_sign"/>
+            </w:sdtPr>
+            <w:sdtContent>
+              <w:p>
+                <w:r>
+                  <w:t>{call_sign}</w:t>
+                </w:r>
+              </w:p>
+            </w:sdtContent>
+          </w:sdt>
         </w:tc>
         <w:tc>
-          <w:tcPr>
-            <w:tcW w:w="1428" w:type="dxa"/>
-            <w:tcBorders>
-              <w:top w:val="single" w:sz="5" w:space="0" w:color="000000"/>
-              <w:left w:val="single" w:sz="5" w:space="0" w:color="000000"/>
-              <w:bottom w:val="single" w:sz="5" w:space="0" w:color="000000"/>
-              <w:right w:val="single" w:sz="5" w:space="0" w:color="000000"/>
-            </w:tcBorders>
-          </w:tcPr>
-          <w:p/>
+          <w:sdt>
+            <w:sdtPr>
+              <w:tag w:val="port_of_registry"/>
+            </w:sdtPr>
+            <w:sdtContent>
+              <w:p>
+                <w:r>
+                  <w:t>{port_of_registry}</w:t>
+                </w:r>
+              </w:p>
+            </w:sdtContent>
+          </w:sdt>
         </w:tc>
         <w:tc>
-          <w:tcPr>
-            <w:tcW w:w="1429" w:type="dxa"/>
-            <w:tcBorders>
-              <w:top w:val="single" w:sz="5" w:space="0" w:color="000000"/>
-              <w:left w:val="single" w:sz="5" w:space="0" w:color="000000"/>
-              <w:bottom w:val="single" w:sz="5" w:space="0" w:color="000000"/>
-              <w:right w:val="single" w:sz="5" w:space="0" w:color="000000"/>
-            </w:tcBorders>
-          </w:tcPr>
-          <w:p/>
+          <w:sdt>
+            <w:sdtPr>
+              <w:tag w:val="gross_tonnage"/>
+            </w:sdtPr>
+            <w:sdtContent>
+              <w:p>
+                <w:r>
+                  <w:t>{gross_tonnage}</w:t>
+                </w:r>
+              </w:p>
+            </w:sdtContent>
+          </w:sdt>
         </w:tc>
         <w:tc>
-          <w:tcPr>
-            <w:tcW w:w="1430" w:type="dxa"/>
-            <w:tcBorders>
-              <w:top w:val="single" w:sz="5" w:space="0" w:color="000000"/>
-              <w:left w:val="single" w:sz="5" w:space="0" w:color="000000"/>
-              <w:bottom w:val="single" w:sz="5" w:space="0" w:color="000000"/>
-              <w:right w:val="single" w:sz="5" w:space="0" w:color="000000"/>
-            </w:tcBorders>
-          </w:tcPr>
-          <w:p/>
+          <w:sdt>
+            <w:sdtPr>
+              <w:tag w:val="imo_number"/>
+            </w:sdtPr>
+            <w:sdtContent>
+              <w:p>
+                <w:r>
+                  <w:t>{imo_number}</w:t>
+                </w:r>
+              </w:p>
+            </w:sdtContent>
+          </w:sdt>
         </w:tc>
       </w:tr>
       <w:tr>
@@ -1321,30 +1331,32 @@
           <w:trHeight w:hRule="exact" w:val="641"/>
         </w:trPr>
         <w:tc>
-          <w:tcPr>
-            <w:tcW w:w="5483" w:type="dxa"/>
-            <w:gridSpan w:val="2"/>
-            <w:tcBorders>
-              <w:top w:val="single" w:sz="5" w:space="0" w:color="000000"/>
-              <w:left w:val="single" w:sz="5" w:space="0" w:color="000000"/>
-              <w:bottom w:val="single" w:sz="5" w:space="0" w:color="000000"/>
-              <w:right w:val="single" w:sz="5" w:space="0" w:color="000000"/>
-            </w:tcBorders>
-          </w:tcPr>
-          <w:p/>
+          <w:sdt>
+            <w:sdtPr>
+              <w:tag w:val="ship_type"/>
+            </w:sdtPr>
+            <w:sdtContent>
+              <w:p>
+                <w:r>
+                  <w:t>{ship_type}</w:t>
+                </w:r>
+              </w:p>
+            </w:sdtContent>
+          </w:sdt>
         </w:tc>
         <w:tc>
-          <w:tcPr>
-            <w:tcW w:w="4287" w:type="dxa"/>
-            <w:gridSpan w:val="3"/>
-            <w:tcBorders>
-              <w:top w:val="single" w:sz="5" w:space="0" w:color="000000"/>
-              <w:left w:val="single" w:sz="5" w:space="0" w:color="000000"/>
-              <w:bottom w:val="single" w:sz="5" w:space="0" w:color="000000"/>
-              <w:right w:val="single" w:sz="5" w:space="0" w:color="000000"/>
-            </w:tcBorders>
-          </w:tcPr>
-          <w:p/>
+          <w:sdt>
+            <w:sdtPr>
+              <w:tag w:val="year_built"/>
+            </w:sdtPr>
+            <w:sdtContent>
+              <w:p>
+                <w:r>
+                  <w:t>{year_built}</w:t>
+                </w:r>
+              </w:p>
+            </w:sdtContent>
+          </w:sdt>
         </w:tc>
       </w:tr>
     </w:tbl>
@@ -2897,16 +2909,18 @@
           <w:trHeight w:hRule="exact" w:val="434"/>
         </w:trPr>
         <w:tc>
-          <w:tcPr>
-            <w:tcW w:w="3229" w:type="dxa"/>
-            <w:tcBorders>
-              <w:top w:val="single" w:sz="5" w:space="0" w:color="000000"/>
-              <w:left w:val="single" w:sz="5" w:space="0" w:color="000000"/>
-              <w:bottom w:val="single" w:sz="5" w:space="0" w:color="000000"/>
-              <w:right w:val="single" w:sz="5" w:space="0" w:color="000000"/>
-            </w:tcBorders>
-          </w:tcPr>
-          <w:p/>
+          <w:sdt>
+            <w:sdtPr>
+              <w:tag w:val="vessel_name"/>
+            </w:sdtPr>
+            <w:sdtContent>
+              <w:p>
+                <w:r>
+                  <w:t>{vessel_name}</w:t>
+                </w:r>
+              </w:p>
+            </w:sdtContent>
+          </w:sdt>
         </w:tc>
         <w:tc>
           <w:tcPr>
@@ -5918,16 +5932,18 @@
           <w:trHeight w:hRule="exact" w:val="434"/>
         </w:trPr>
         <w:tc>
-          <w:tcPr>
-            <w:tcW w:w="3229" w:type="dxa"/>
-            <w:tcBorders>
-              <w:top w:val="single" w:sz="5" w:space="0" w:color="000000"/>
-              <w:left w:val="single" w:sz="5" w:space="0" w:color="000000"/>
-              <w:bottom w:val="single" w:sz="5" w:space="0" w:color="000000"/>
-              <w:right w:val="single" w:sz="5" w:space="0" w:color="000000"/>
-            </w:tcBorders>
-          </w:tcPr>
-          <w:p/>
+          <w:sdt>
+            <w:sdtPr>
+              <w:tag w:val="vessel_name"/>
+            </w:sdtPr>
+            <w:sdtContent>
+              <w:p>
+                <w:r>
+                  <w:t>{vessel_name}</w:t>
+                </w:r>
+              </w:p>
+            </w:sdtContent>
+          </w:sdt>
         </w:tc>
         <w:tc>
           <w:tcPr>
@@ -8745,16 +8761,18 @@
           <w:trHeight w:hRule="exact" w:val="434"/>
         </w:trPr>
         <w:tc>
-          <w:tcPr>
-            <w:tcW w:w="3229" w:type="dxa"/>
-            <w:tcBorders>
-              <w:top w:val="single" w:sz="5" w:space="0" w:color="000000"/>
-              <w:left w:val="single" w:sz="5" w:space="0" w:color="000000"/>
-              <w:bottom w:val="single" w:sz="5" w:space="0" w:color="000000"/>
-              <w:right w:val="single" w:sz="5" w:space="0" w:color="000000"/>
-            </w:tcBorders>
-          </w:tcPr>
-          <w:p/>
+          <w:sdt>
+            <w:sdtPr>
+              <w:tag w:val="vessel_name"/>
+            </w:sdtPr>
+            <w:sdtContent>
+              <w:p>
+                <w:r>
+                  <w:t>{vessel_name}</w:t>
+                </w:r>
+              </w:p>
+            </w:sdtContent>
+          </w:sdt>
         </w:tc>
         <w:tc>
           <w:tcPr>
@@ -12687,16 +12705,18 @@
           <w:trHeight w:hRule="exact" w:val="434"/>
         </w:trPr>
         <w:tc>
-          <w:tcPr>
-            <w:tcW w:w="3229" w:type="dxa"/>
-            <w:tcBorders>
-              <w:top w:val="single" w:sz="5" w:space="0" w:color="000000"/>
-              <w:left w:val="single" w:sz="5" w:space="0" w:color="000000"/>
-              <w:bottom w:val="single" w:sz="5" w:space="0" w:color="000000"/>
-              <w:right w:val="single" w:sz="5" w:space="0" w:color="000000"/>
-            </w:tcBorders>
-          </w:tcPr>
-          <w:p/>
+          <w:sdt>
+            <w:sdtPr>
+              <w:tag w:val="vessel_name"/>
+            </w:sdtPr>
+            <w:sdtContent>
+              <w:p>
+                <w:r>
+                  <w:t>{vessel_name}</w:t>
+                </w:r>
+              </w:p>
+            </w:sdtContent>
+          </w:sdt>
         </w:tc>
         <w:tc>
           <w:tcPr>
@@ -17101,16 +17121,18 @@
                       <w:trHeight w:hRule="exact" w:val="434"/>
                     </w:trPr>
                     <w:tc>
-                      <w:tcPr>
-                        <w:tcW w:w="3229" w:type="dxa"/>
-                        <w:tcBorders>
-                          <w:top w:val="single" w:sz="5" w:space="0" w:color="000000"/>
-                          <w:left w:val="single" w:sz="5" w:space="0" w:color="000000"/>
-                          <w:bottom w:val="single" w:sz="5" w:space="0" w:color="000000"/>
-                          <w:right w:val="single" w:sz="5" w:space="0" w:color="000000"/>
-                        </w:tcBorders>
-                      </w:tcPr>
-                      <w:p/>
+                      <w:sdt>
+                        <w:sdtPr>
+                          <w:tag w:val="vessel_name"/>
+                        </w:sdtPr>
+                        <w:sdtContent>
+                          <w:p>
+                            <w:r>
+                              <w:t>{vessel_name}</w:t>
+                            </w:r>
+                          </w:p>
+                        </w:sdtContent>
+                      </w:sdt>
                     </w:tc>
                     <w:tc>
                       <w:tcPr>
@@ -20560,16 +20582,18 @@
           <w:trHeight w:hRule="exact" w:val="434"/>
         </w:trPr>
         <w:tc>
-          <w:tcPr>
-            <w:tcW w:w="3229" w:type="dxa"/>
-            <w:tcBorders>
-              <w:top w:val="single" w:sz="5" w:space="0" w:color="000000"/>
-              <w:left w:val="single" w:sz="5" w:space="0" w:color="000000"/>
-              <w:bottom w:val="single" w:sz="5" w:space="0" w:color="000000"/>
-              <w:right w:val="single" w:sz="5" w:space="0" w:color="000000"/>
-            </w:tcBorders>
-          </w:tcPr>
-          <w:p/>
+          <w:sdt>
+            <w:sdtPr>
+              <w:tag w:val="vessel_name"/>
+            </w:sdtPr>
+            <w:sdtContent>
+              <w:p>
+                <w:r>
+                  <w:t>{vessel_name}</w:t>
+                </w:r>
+              </w:p>
+            </w:sdtContent>
+          </w:sdt>
         </w:tc>
         <w:tc>
           <w:tcPr>
